--- a/output/docx/ExtracaoLLT.docx
+++ b/output/docx/ExtracaoLLT.docx
@@ -2293,7 +2293,7 @@
               <w:rPr>
                 <w:sz w:val="18"/>
               </w:rPr>
-              <w:t>operador: digita um product number e serial number validos, preenche o Note e pressiona Extract</w:t>
+              <w:t>operador: digita um product number e serial number validos e pressiona Extract</w:t>
             </w:r>
           </w:p>
         </w:tc>
